--- a/docs/4. Base de Datos/Guia_Ejecucion_Segura_Base_Datos_SGRLA_IHSS.docx
+++ b/docs/4. Base de Datos/Guia_Ejecucion_Segura_Base_Datos_SGRLA_IHSS.docx
@@ -13,7 +13,7 @@
           <w:color w:val="1F4D78"/>
           <w:sz w:val="44"/>
         </w:rPr>
-        <w:t>Guia de ejecucion segura de base de datos</w:t>
+        <w:t>Guia de ejecución segura de base de datos</w:t>
       </w:r>
     </w:p>
     <w:p>
@@ -26,7 +26,7 @@
           <w:color w:val="5A636E"/>
           <w:sz w:val="22"/>
         </w:rPr>
-        <w:t>SGRLA-IHSS | Scripts aprobados, actualizaciones y controles previos al siguiente modulo</w:t>
+        <w:t>SGRLA-IHSS | Scripts aprobados, actualizaciones y controles previos al siguiente módulo</w:t>
       </w:r>
     </w:p>
     <w:tbl>
@@ -76,7 +76,7 @@
           </w:tcPr>
           <w:p>
             <w:r>
-              <w:t>Sistema de Gestion de Riesgo de Lavado de Activos</w:t>
+              <w:t>Sistema de Gestión de Riesgo de Lavado de Activos</w:t>
             </w:r>
           </w:p>
         </w:tc>
@@ -196,7 +196,7 @@
           </w:tcPr>
           <w:p>
             <w:r>
-              <w:t>Guia operativa para ejecucion controlada y validacion de scripts aprobados</w:t>
+              <w:t>Guia operativa para ejecución controlada y validación de scripts aprobados</w:t>
             </w:r>
           </w:p>
         </w:tc>
@@ -207,12 +207,12 @@
         <w:pStyle w:val="Heading1"/>
       </w:pPr>
       <w:r>
-        <w:t>1. Proposito</w:t>
+        <w:t>1. Propósito</w:t>
       </w:r>
     </w:p>
     <w:p>
       <w:r>
-        <w:t>Este documento deja ordenado el control de base de datos antes de iniciar el siguiente modulo. Define que scripts estan aprobados, cual es su orden de ejecucion, que respaldos aplicar, que objetos son criticos y como validar que los modulos del sistema coincidan con backend y Angular.</w:t>
+        <w:t>Este documento deja ordenado el control de base de datos antes de iniciar el siguiente módulo. Define que scripts están aprobados, cual es su orden de ejecución, que respaldos aplicar, que objetos son críticos y como validar que los módulos del sistema coincidan con backend y Angular.</w:t>
       </w:r>
     </w:p>
     <w:p>
@@ -240,7 +240,7 @@
         <w:ind w:left="540" w:hanging="271"/>
       </w:pPr>
       <w:r>
-        <w:t>Los scripts experimentales deben permanecer en database/_experimental_no_ejecutar y no deben ser llamados desde ningun script maestro.</w:t>
+        <w:t>Los scripts experimentales deben permanecer en database/_experimental_no_ejecutar y no deben ser llamados desde ningún script maestro.</w:t>
       </w:r>
     </w:p>
     <w:p>
@@ -250,7 +250,7 @@
         <w:ind w:left="540" w:hanging="271"/>
       </w:pPr>
       <w:r>
-        <w:t>Los utilitarios deben permanecer en database/_utilitarios; son plantillas de apoyo y no forman parte del flujo automatico.</w:t>
+        <w:t>Los utilitarios deben permanecer en database/_utilitarios; son plantillas de apoyo y no forman parte del flujo automático.</w:t>
       </w:r>
     </w:p>
     <w:p>
@@ -260,7 +260,7 @@
         <w:ind w:left="540" w:hanging="271"/>
       </w:pPr>
       <w:r>
-        <w:t>No ejecutar 01_create_tables.sql en una base con informacion real; contiene DROP controlados para una instalacion desde cero.</w:t>
+        <w:t>No ejecutar 01_create_tables.sql en una base con información real; contiene DROP controlados para una instalación desde cero.</w:t>
       </w:r>
     </w:p>
     <w:p>
@@ -278,7 +278,7 @@
         <w:pStyle w:val="Heading1"/>
       </w:pPr>
       <w:r>
-        <w:t>3. Orden correcto de ejecucion</w:t>
+        <w:t>3. Orden correcto de ejecución</w:t>
       </w:r>
     </w:p>
     <w:tbl>
@@ -421,7 +421,7 @@
               <w:rPr>
                 <w:sz w:val="16"/>
               </w:rPr>
-              <w:t>Primera instalacion</w:t>
+              <w:t>Primera instalación</w:t>
             </w:r>
           </w:p>
         </w:tc>
@@ -515,7 +515,7 @@
               <w:rPr>
                 <w:sz w:val="16"/>
               </w:rPr>
-              <w:t>Actualizacion segura</w:t>
+              <w:t>Actualización segura</w:t>
             </w:r>
           </w:p>
         </w:tc>
@@ -561,7 +561,7 @@
               <w:rPr>
                 <w:sz w:val="16"/>
               </w:rPr>
-              <w:t>Ambientes existentes con informacion a conservar.</w:t>
+              <w:t>Ambientes existentes con información a conservar.</w:t>
             </w:r>
           </w:p>
         </w:tc>
@@ -761,7 +761,7 @@
               <w:rPr>
                 <w:sz w:val="15"/>
               </w:rPr>
-              <w:t>Primera instalacion</w:t>
+              <w:t>Primera instalación</w:t>
             </w:r>
           </w:p>
         </w:tc>
@@ -855,7 +855,7 @@
               <w:rPr>
                 <w:sz w:val="15"/>
               </w:rPr>
-              <w:t>Primera instalacion</w:t>
+              <w:t>Primera instalación</w:t>
             </w:r>
           </w:p>
         </w:tc>
@@ -901,7 +901,7 @@
               <w:rPr>
                 <w:sz w:val="15"/>
               </w:rPr>
-              <w:t>Inserta dominios, roles, configuracion, slides y usuarios iniciales.</w:t>
+              <w:t>Inserta dominios, roles, configuración, slides y usuarios iniciales.</w:t>
             </w:r>
           </w:p>
         </w:tc>
@@ -949,7 +949,7 @@
               <w:rPr>
                 <w:sz w:val="15"/>
               </w:rPr>
-              <w:t>Instalacion y actualizacion</w:t>
+              <w:t>Instalación y actualización</w:t>
             </w:r>
           </w:p>
         </w:tc>
@@ -995,7 +995,7 @@
               <w:rPr>
                 <w:sz w:val="15"/>
               </w:rPr>
-              <w:t>Crea RL_MODULOS, RL_USUARIO_MODULOS, SEQ_RL_MODULOS y modulo 2 Usuarios.</w:t>
+              <w:t>Crea RL_MODULOS, RL_USUARIO_MODULOS, SEQ_RL_MODULOS y módulo 2 Usuarios.</w:t>
             </w:r>
           </w:p>
         </w:tc>
@@ -1043,7 +1043,7 @@
               <w:rPr>
                 <w:sz w:val="15"/>
               </w:rPr>
-              <w:t>Actualizacion</w:t>
+              <w:t>Actualización</w:t>
             </w:r>
           </w:p>
         </w:tc>
@@ -1089,7 +1089,7 @@
               <w:rPr>
                 <w:sz w:val="15"/>
               </w:rPr>
-              <w:t>Extiende configuracion, slides, intentos fallidos y modulo 3 Configuracion.</w:t>
+              <w:t>Extiende configuración, slides, intentos fallidos y módulo 3 Configuración.</w:t>
             </w:r>
           </w:p>
         </w:tc>
@@ -1137,7 +1137,7 @@
               <w:rPr>
                 <w:sz w:val="15"/>
               </w:rPr>
-              <w:t>Actualizacion</w:t>
+              <w:t>Actualización</w:t>
             </w:r>
           </w:p>
         </w:tc>
@@ -1183,7 +1183,7 @@
               <w:rPr>
                 <w:sz w:val="15"/>
               </w:rPr>
-              <w:t>Registra modulo 4 Monitoreo de Listas.</w:t>
+              <w:t>Registra módulo 4 Monitoreo de Listas.</w:t>
             </w:r>
           </w:p>
         </w:tc>
@@ -1231,7 +1231,7 @@
               <w:rPr>
                 <w:sz w:val="15"/>
               </w:rPr>
-              <w:t>Actualizacion</w:t>
+              <w:t>Actualización</w:t>
             </w:r>
           </w:p>
         </w:tc>
@@ -1325,7 +1325,7 @@
               <w:rPr>
                 <w:sz w:val="15"/>
               </w:rPr>
-              <w:t>Actualizacion</w:t>
+              <w:t>Actualización</w:t>
             </w:r>
           </w:p>
         </w:tc>
@@ -1371,7 +1371,7 @@
               <w:rPr>
                 <w:sz w:val="15"/>
               </w:rPr>
-              <w:t>Registra modulo 5 Bitacora.</w:t>
+              <w:t>Registra módulo 5 Bitacora.</w:t>
             </w:r>
           </w:p>
         </w:tc>
@@ -1419,7 +1419,7 @@
               <w:rPr>
                 <w:sz w:val="15"/>
               </w:rPr>
-              <w:t>Actualizacion</w:t>
+              <w:t>Actualización</w:t>
             </w:r>
           </w:p>
         </w:tc>
@@ -1513,7 +1513,7 @@
               <w:rPr>
                 <w:sz w:val="15"/>
               </w:rPr>
-              <w:t>Actualizacion</w:t>
+              <w:t>Actualización</w:t>
             </w:r>
           </w:p>
         </w:tc>
@@ -1559,7 +1559,7 @@
               <w:rPr>
                 <w:sz w:val="15"/>
               </w:rPr>
-              <w:t>Registra modulo 6 Tipo Listas.</w:t>
+              <w:t>Registra módulo 6 Tipo Listas.</w:t>
             </w:r>
           </w:p>
         </w:tc>
@@ -1607,7 +1607,7 @@
               <w:rPr>
                 <w:sz w:val="15"/>
               </w:rPr>
-              <w:t>Actualizacion</w:t>
+              <w:t>Actualización</w:t>
             </w:r>
           </w:p>
         </w:tc>
@@ -1653,7 +1653,7 @@
               <w:rPr>
                 <w:sz w:val="15"/>
               </w:rPr>
-              <w:t>Registra modulo 7 Cargar Listas.</w:t>
+              <w:t>Registra módulo 7 Cargar Listas.</w:t>
             </w:r>
           </w:p>
         </w:tc>
@@ -1701,7 +1701,7 @@
               <w:rPr>
                 <w:sz w:val="15"/>
               </w:rPr>
-              <w:t>Actualizacion</w:t>
+              <w:t>Actualización</w:t>
             </w:r>
           </w:p>
         </w:tc>
@@ -1747,7 +1747,7 @@
               <w:rPr>
                 <w:sz w:val="15"/>
               </w:rPr>
-              <w:t>Registra modulo 8 Coincidencias Patrono.</w:t>
+              <w:t>Registra módulo 8 Coincidencias Patrono.</w:t>
             </w:r>
           </w:p>
         </w:tc>
@@ -1795,7 +1795,7 @@
               <w:rPr>
                 <w:sz w:val="15"/>
               </w:rPr>
-              <w:t>Actualizacion</w:t>
+              <w:t>Actualización</w:t>
             </w:r>
           </w:p>
         </w:tc>
@@ -1889,7 +1889,7 @@
               <w:rPr>
                 <w:sz w:val="15"/>
               </w:rPr>
-              <w:t>Actualizacion</w:t>
+              <w:t>Actualización</w:t>
             </w:r>
           </w:p>
         </w:tc>
@@ -1935,7 +1935,7 @@
               <w:rPr>
                 <w:sz w:val="15"/>
               </w:rPr>
-              <w:t>Registra modulo 9 Coincidencias Empleado.</w:t>
+              <w:t>Registra módulo 9 Coincidencias Empleado.</w:t>
             </w:r>
           </w:p>
         </w:tc>
@@ -1983,7 +1983,7 @@
               <w:rPr>
                 <w:sz w:val="15"/>
               </w:rPr>
-              <w:t>Actualizacion</w:t>
+              <w:t>Actualización</w:t>
             </w:r>
           </w:p>
         </w:tc>
@@ -2029,7 +2029,7 @@
               <w:rPr>
                 <w:sz w:val="15"/>
               </w:rPr>
-              <w:t>Formaliza eliminacion logica de evidencias y recrea FK.</w:t>
+              <w:t>Formaliza eliminación lógica de evidencias y recrea FK.</w:t>
             </w:r>
           </w:p>
         </w:tc>
@@ -2077,7 +2077,7 @@
               <w:rPr>
                 <w:sz w:val="15"/>
               </w:rPr>
-              <w:t>Actualizacion</w:t>
+              <w:t>Actualización</w:t>
             </w:r>
           </w:p>
         </w:tc>
@@ -2123,7 +2123,7 @@
               <w:rPr>
                 <w:sz w:val="15"/>
               </w:rPr>
-              <w:t>Agrega origen operativo de positivos, constraint e indice.</w:t>
+              <w:t>Agrega origen operativo de positivos, constraint e índice.</w:t>
             </w:r>
           </w:p>
         </w:tc>
@@ -2171,7 +2171,7 @@
               <w:rPr>
                 <w:sz w:val="15"/>
               </w:rPr>
-              <w:t>Validacion</w:t>
+              <w:t>Validación</w:t>
             </w:r>
           </w:p>
         </w:tc>
@@ -2217,7 +2217,7 @@
               <w:rPr>
                 <w:sz w:val="15"/>
               </w:rPr>
-              <w:t>Valida que modulos 2 a 9 coincidan con backend y Angular.</w:t>
+              <w:t>Valida que módulos 2 a 9 coincidan con backend y Angular.</w:t>
             </w:r>
           </w:p>
         </w:tc>
@@ -2598,7 +2598,7 @@
         <w:pStyle w:val="Heading1"/>
       </w:pPr>
       <w:r>
-        <w:t>6. Modulos registrados y permisos iniciales</w:t>
+        <w:t>6. Módulos registrados y permisos iniciales</w:t>
       </w:r>
     </w:p>
     <w:tbl>
@@ -2692,7 +2692,7 @@
                 <w:b/>
                 <w:sz w:val="15"/>
               </w:rPr>
-              <w:t>Modulo</w:t>
+              <w:t>Módulo</w:t>
             </w:r>
           </w:p>
         </w:tc>
@@ -2717,7 +2717,7 @@
                 <w:b/>
                 <w:sz w:val="15"/>
               </w:rPr>
-              <w:t>Control tecnico</w:t>
+              <w:t>Control técnico</w:t>
             </w:r>
           </w:p>
         </w:tc>
@@ -2907,7 +2907,7 @@
               <w:rPr>
                 <w:sz w:val="15"/>
               </w:rPr>
-              <w:t>/configuracion</w:t>
+              <w:t>/configuración</w:t>
             </w:r>
           </w:p>
         </w:tc>
@@ -2930,7 +2930,7 @@
               <w:rPr>
                 <w:sz w:val="15"/>
               </w:rPr>
-              <w:t>Configuracion del Sistema</w:t>
+              <w:t>Configuración del Sistema</w:t>
             </w:r>
           </w:p>
         </w:tc>
@@ -3709,7 +3709,7 @@
         <w:ind w:left="540" w:hanging="271"/>
       </w:pPr>
       <w:r>
-        <w:t>SEQ_RL_MODULOS queda reservada desde 10 para futuros modulos, porque los IDs 2 a 9 son contractuales con backend y Angular.</w:t>
+        <w:t>SEQ_RL_MODULOS queda reservada desde 10 para futuros módulos, porque los IDs 2 a 9 son contractuales con backend y Angular.</w:t>
       </w:r>
     </w:p>
     <w:p>
@@ -3729,7 +3729,7 @@
         <w:ind w:left="540" w:hanging="271"/>
       </w:pPr>
       <w:r>
-        <w:t>Los scripts incluyen COMMENT ON para tablas criticas como usuarios, auditoria, modulos, usuario-modulos, evidencias, calificaciones y origen de positivos.</w:t>
+        <w:t>Los scripts incluyen COMMENT ON para tablas críticas como usuarios, auditoría, módulos, usuario-módulos, evidencias, calificaciones y origen de positivos.</w:t>
       </w:r>
     </w:p>
     <w:p>
@@ -3737,7 +3737,7 @@
         <w:pStyle w:val="Heading1"/>
       </w:pPr>
       <w:r>
-        <w:t>8. Checklist de ejecucion segura</w:t>
+        <w:t>8. Checklist de ejecución segura</w:t>
       </w:r>
     </w:p>
     <w:tbl>
@@ -3995,7 +3995,7 @@
               <w:rPr>
                 <w:sz w:val="18"/>
               </w:rPr>
-              <w:t>Usar el script maestro correspondiente; no ejecutar scripts sueltos salvo aprobacion DBA.</w:t>
+              <w:t>Usar el script maestro correspondiente; no ejecutar scripts sueltos salvo aprobación DBA.</w:t>
             </w:r>
           </w:p>
         </w:tc>
@@ -4068,7 +4068,7 @@
               <w:rPr>
                 <w:sz w:val="18"/>
               </w:rPr>
-              <w:t>Despues</w:t>
+              <w:t>Después</w:t>
             </w:r>
           </w:p>
         </w:tc>
@@ -4116,7 +4116,7 @@
               <w:rPr>
                 <w:sz w:val="18"/>
               </w:rPr>
-              <w:t>Despues</w:t>
+              <w:t>Después</w:t>
             </w:r>
           </w:p>
         </w:tc>
@@ -4139,7 +4139,7 @@
               <w:rPr>
                 <w:sz w:val="18"/>
               </w:rPr>
-              <w:t>Validar login, menu por modulos, bitacora, carga de listas, monitoreo, coincidencias y evidencias.</w:t>
+              <w:t>Validar login, menu por módulos, bitacora, carga de listas, monitoreo, coincidencias y evidencias.</w:t>
             </w:r>
           </w:p>
         </w:tc>
@@ -4150,16 +4150,17 @@
         <w:pStyle w:val="Heading1"/>
       </w:pPr>
       <w:r>
-        <w:t>9. Regla para siguientes modulos</w:t>
+        <w:t>9. Regla para siguientes módulos</w:t>
       </w:r>
     </w:p>
     <w:p>
       <w:r>
-        <w:t>Todo nuevo modulo debe agregarse con un script numerado nuevo, idempotente cuando sea posible, con comentario de objetivo, objetos afectados, respaldo recomendado, modulo registrado, permisos iniciales y validacion posterior. No debe modificarse un script aprobado historico salvo que sea una correccion controlada y documentada.</w:t>
+        <w:t>Todo nuevo módulo debe agregarse con un script numerado nuevo, idempotente cuando sea posible, con comentario de objetivo, objetos afectados, respaldo recomendado, módulo registrado, permisos iniciales y validación posterior. No debe modificarse un script aprobado historico salvo que sea una correccion controlada y documentada.</w:t>
       </w:r>
     </w:p>
     <w:sectPr>
       <w:footerReference w:type="default" r:id="rId9"/>
+      <w:headerReference w:type="default" r:id="rId10"/>
       <w:pgSz w:w="12240" w:h="15840"/>
       <w:pgMar w:top="1440" w:right="1440" w:bottom="1440" w:left="1440" w:header="708" w:footer="708" w:gutter="0"/>
       <w:cols w:space="720"/>
@@ -4184,6 +4185,16 @@
     </w:r>
   </w:p>
 </w:ftr>
+</file>
+
+<file path=word/header1.xml><?xml version="1.0" encoding="utf-8"?>
+<w:hdr xmlns:m="http://schemas.openxmlformats.org/officeDocument/2006/math" xmlns:mc="http://schemas.openxmlformats.org/markup-compatibility/2006" xmlns:mo="http://schemas.microsoft.com/office/mac/office/2008/main" xmlns:mv="urn:schemas-microsoft-com:mac:vml" xmlns:o="urn:schemas-microsoft-com:office:office" xmlns:r="http://schemas.openxmlformats.org/officeDocument/2006/relationships" xmlns:v="urn:schemas-microsoft-com:vml" xmlns:w10="urn:schemas-microsoft-com:office:word" xmlns:w14="http://schemas.microsoft.com/office/word/2010/wordml" xmlns:w="http://schemas.openxmlformats.org/wordprocessingml/2006/main" xmlns:wne="http://schemas.microsoft.com/office/word/2006/wordml" xmlns:wp14="http://schemas.microsoft.com/office/word/2010/wordprocessingDrawing" xmlns:wp="http://schemas.openxmlformats.org/drawingml/2006/wordprocessingDrawing" xmlns:wpc="http://schemas.microsoft.com/office/word/2010/wordprocessingCanvas" xmlns:wpg="http://schemas.microsoft.com/office/word/2010/wordprocessingGroup" xmlns:wpi="http://schemas.microsoft.com/office/word/2010/wordprocessingInk" xmlns:wps="http://schemas.microsoft.com/office/word/2010/wordprocessingShape" mc:Ignorable="w14 wp14">
+  <w:p>
+    <w:pPr>
+      <w:pStyle w:val="Header"/>
+    </w:pPr>
+  </w:p>
+</w:hdr>
 </file>
 
 <file path=word/numbering.xml><?xml version="1.0" encoding="utf-8"?>
